--- a/resumes/Resume_Senior_Data_Scientist_-_Cyber_Threa_Maersk__MNC_.docx
+++ b/resumes/Resume_Senior_Data_Scientist_-_Cyber_Threa_Maersk__MNC_.docx
@@ -117,7 +117,7 @@
         <w:pBdr>
           <w:bottom w:val="single" w:sz="6" w:space="1" w:color="000000"/>
         </w:pBdr>
-        <w:spacing w:before="116" w:after="0"/>
+        <w:spacing w:before="32" w:after="0"/>
       </w:pPr>
       <w:r>
         <w:rPr>
@@ -289,7 +289,7 @@
     </w:p>
     <w:p>
       <w:pPr>
-        <w:spacing w:before="20" w:after="20"/>
+        <w:spacing w:before="2" w:after="2"/>
       </w:pPr>
     </w:p>
     <w:p>
@@ -297,7 +297,7 @@
         <w:pBdr>
           <w:bottom w:val="single" w:sz="6" w:space="1" w:color="000000"/>
         </w:pBdr>
-        <w:spacing w:before="116" w:after="0"/>
+        <w:spacing w:before="32" w:after="0"/>
       </w:pPr>
       <w:r>
         <w:rPr>
@@ -404,16 +404,16 @@
           <w:ilvl w:val="0"/>
           <w:numId w:val="2"/>
         </w:numPr>
-        <w:spacing w:before="13" w:after="33"/>
-      </w:pPr>
-      <w:r>
-        <w:rPr>
-          <w:rFonts w:ascii="Source Sans Pro" w:eastAsia="Source Sans Pro" w:hAnsi="Source Sans Pro" w:cs="Source Sans Pro"/>
-          <w:color w:val="000000"/>
-          <w:sz w:val="19"/>
-          <w:szCs w:val="19"/>
-        </w:rPr>
-        <w:t>Developed and maintained weekly inventory reimbursement case triage process, ensuring timely and accurate resolution of 50+ cases by severity and policy eligibility.</w:t>
+        <w:spacing w:before="13" w:after="15"/>
+      </w:pPr>
+      <w:r>
+        <w:rPr>
+          <w:rFonts w:ascii="Source Sans Pro" w:eastAsia="Source Sans Pro" w:hAnsi="Source Sans Pro" w:cs="Source Sans Pro"/>
+          <w:color w:val="000000"/>
+          <w:sz w:val="19"/>
+          <w:szCs w:val="19"/>
+        </w:rPr>
+        <w:t>Analyzed recurring case patterns to identify suspicious signals and emerging abuse trends.</w:t>
       </w:r>
     </w:p>
     <w:p>
@@ -423,16 +423,16 @@
           <w:ilvl w:val="0"/>
           <w:numId w:val="2"/>
         </w:numPr>
-        <w:spacing w:before="13" w:after="33"/>
-      </w:pPr>
-      <w:r>
-        <w:rPr>
-          <w:rFonts w:ascii="Source Sans Pro" w:eastAsia="Source Sans Pro" w:hAnsi="Source Sans Pro" w:cs="Source Sans Pro"/>
-          <w:color w:val="000000"/>
-          <w:sz w:val="19"/>
-          <w:szCs w:val="19"/>
-        </w:rPr>
-        <w:t>Conducted root cause analysis on seller claims to identify policy violations and anomalous patterns, escalating findings to senior reviewers and demonstrating investigative instincts.</w:t>
+        <w:spacing w:before="13" w:after="15"/>
+      </w:pPr>
+      <w:r>
+        <w:rPr>
+          <w:rFonts w:ascii="Source Sans Pro" w:eastAsia="Source Sans Pro" w:hAnsi="Source Sans Pro" w:cs="Source Sans Pro"/>
+          <w:color w:val="000000"/>
+          <w:sz w:val="19"/>
+          <w:szCs w:val="19"/>
+        </w:rPr>
+        <w:t>Detected anomalous seller claim behavior and flagged repeat indicators for deeper review.</w:t>
       </w:r>
     </w:p>
     <w:p>
@@ -442,16 +442,16 @@
           <w:ilvl w:val="0"/>
           <w:numId w:val="2"/>
         </w:numPr>
-        <w:spacing w:before="13" w:after="33"/>
-      </w:pPr>
-      <w:r>
-        <w:rPr>
-          <w:rFonts w:ascii="Source Sans Pro" w:eastAsia="Source Sans Pro" w:hAnsi="Source Sans Pro" w:cs="Source Sans Pro"/>
-          <w:color w:val="000000"/>
-          <w:sz w:val="19"/>
-          <w:szCs w:val="19"/>
-        </w:rPr>
-        <w:t>Maintained audit-ready case documentation, recording investigation findings, decisions, and corrective actions, ensuring evidence chain-of-custody discipline.</w:t>
+        <w:spacing w:before="13" w:after="15"/>
+      </w:pPr>
+      <w:r>
+        <w:rPr>
+          <w:rFonts w:ascii="Source Sans Pro" w:eastAsia="Source Sans Pro" w:hAnsi="Source Sans Pro" w:cs="Source Sans Pro"/>
+          <w:color w:val="000000"/>
+          <w:sz w:val="19"/>
+          <w:szCs w:val="19"/>
+        </w:rPr>
+        <w:t>Investigated policy violations using pattern recognition and evidence-based case assessment.</w:t>
       </w:r>
     </w:p>
     <w:p>
@@ -461,47 +461,47 @@
           <w:ilvl w:val="0"/>
           <w:numId w:val="2"/>
         </w:numPr>
-        <w:spacing w:before="13" w:after="33"/>
-      </w:pPr>
-      <w:r>
-        <w:rPr>
-          <w:rFonts w:ascii="Source Sans Pro" w:eastAsia="Source Sans Pro" w:hAnsi="Source Sans Pro" w:cs="Source Sans Pro"/>
-          <w:color w:val="000000"/>
-          <w:sz w:val="19"/>
-          <w:szCs w:val="19"/>
-        </w:rPr>
-        <w:t>[[AMZ_B</w:t>
-      </w:r>
-      <w:r>
-        <w:rPr>
-          <w:rFonts w:ascii="Source Sans Pro" w:eastAsia="Source Sans Pro" w:hAnsi="Source Sans Pro" w:cs="Source Sans Pro"/>
-          <w:color w:val="000000"/>
-          <w:sz w:val="19"/>
-          <w:szCs w:val="19"/>
-        </w:rPr>
-        <w:t>4</w:t>
-      </w:r>
-      <w:r>
-        <w:rPr>
-          <w:rFonts w:ascii="Source Sans Pro" w:eastAsia="Source Sans Pro" w:hAnsi="Source Sans Pro" w:cs="Source Sans Pro"/>
-          <w:color w:val="000000"/>
-          <w:sz w:val="19"/>
-          <w:szCs w:val="19"/>
-        </w:rPr>
-        <w:t>]]</w:t>
+        <w:spacing w:before="13" w:after="15"/>
+      </w:pPr>
+      <w:r>
+        <w:rPr>
+          <w:rFonts w:ascii="Source Sans Pro" w:eastAsia="Source Sans Pro" w:hAnsi="Source Sans Pro" w:cs="Source Sans Pro"/>
+          <w:color w:val="000000"/>
+          <w:sz w:val="19"/>
+          <w:szCs w:val="19"/>
+        </w:rPr>
+        <w:t>Documented indicators, findings, and escalation notes to support threat intelligence review.</w:t>
+      </w:r>
+      <w:r>
+        <w:rPr>
+          <w:rFonts w:ascii="Source Sans Pro" w:eastAsia="Source Sans Pro" w:hAnsi="Source Sans Pro" w:cs="Source Sans Pro"/>
+          <w:color w:val="000000"/>
+          <w:sz w:val="19"/>
+          <w:szCs w:val="19"/>
+        </w:rPr>
+        <w:t/>
+      </w:r>
+      <w:r>
+        <w:rPr>
+          <w:rFonts w:ascii="Source Sans Pro" w:eastAsia="Source Sans Pro" w:hAnsi="Source Sans Pro" w:cs="Source Sans Pro"/>
+          <w:color w:val="000000"/>
+          <w:sz w:val="19"/>
+          <w:szCs w:val="19"/>
+        </w:rPr>
+        <w:t/>
       </w:r>
     </w:p>
     <w:p>
       <w:pPr>
         <w:pStyle w:val="ListParagraph"/>
-        <w:spacing w:before="20" w:after="20"/>
+        <w:spacing w:before="2" w:after="2"/>
         <w:ind w:left="450"/>
       </w:pPr>
     </w:p>
     <w:p>
       <w:pPr>
         <w:pStyle w:val="ListParagraph"/>
-        <w:spacing w:before="20" w:after="20"/>
+        <w:spacing w:before="2" w:after="2"/>
         <w:ind w:left="450"/>
       </w:pPr>
     </w:p>
@@ -510,7 +510,7 @@
         <w:pBdr>
           <w:bottom w:val="single" w:sz="6" w:space="1" w:color="000000"/>
         </w:pBdr>
-        <w:spacing w:before="116" w:after="0"/>
+        <w:spacing w:before="32" w:after="0"/>
       </w:pPr>
       <w:r>
         <w:rPr>
@@ -577,16 +577,16 @@
           <w:ilvl w:val="0"/>
           <w:numId w:val="2"/>
         </w:numPr>
-        <w:spacing w:before="13" w:after="33"/>
-      </w:pPr>
-      <w:r>
-        <w:rPr>
-          <w:rFonts w:ascii="Source Sans Pro" w:eastAsia="Source Sans Pro" w:hAnsi="Source Sans Pro" w:cs="Source Sans Pro"/>
-          <w:color w:val="000000"/>
-          <w:sz w:val="19"/>
-          <w:szCs w:val="19"/>
-        </w:rPr>
-        <w:t>Deployed Splunk SIEM with SPL searches for brute-force detection, lateral movement, and privilege escalation (T1110, T1078, T1059); mapped TTPs to MITRE ATT&amp;CK and wrote incident report.</w:t>
+        <w:spacing w:before="13" w:after="15"/>
+      </w:pPr>
+      <w:r>
+        <w:rPr>
+          <w:rFonts w:ascii="Source Sans Pro" w:eastAsia="Source Sans Pro" w:hAnsi="Source Sans Pro" w:cs="Source Sans Pro"/>
+          <w:color w:val="000000"/>
+          <w:sz w:val="19"/>
+          <w:szCs w:val="19"/>
+        </w:rPr>
+        <w:t>Deployed Splunk SIEM with SPL correlation (detection engineering) searches for brute-force detection (index=* failed | stats count by src_ip), lateral movement, and privilege escalation; mapped TTPs to MITRE ATT&amp;CK (TTP mapping) (T1110, T1078, T1059) and wrote PICERL incident report.</w:t>
       </w:r>
     </w:p>
     <w:p>
@@ -596,16 +596,16 @@
           <w:ilvl w:val="0"/>
           <w:numId w:val="2"/>
         </w:numPr>
-        <w:spacing w:before="13" w:after="33"/>
-      </w:pPr>
-      <w:r>
-        <w:rPr>
-          <w:rFonts w:ascii="Source Sans Pro" w:eastAsia="Source Sans Pro" w:hAnsi="Source Sans Pro" w:cs="Source Sans Pro"/>
-          <w:color w:val="000000"/>
-          <w:sz w:val="19"/>
-          <w:szCs w:val="19"/>
-        </w:rPr>
-        <w:t>Developed SOAR-style detection pipeline: Python script ingests Splunk alerts, enriches with VirusTotal API, and dispatches Telegram notifications with severity classification (EPSS 8.5).</w:t>
+        <w:spacing w:before="13" w:after="15"/>
+      </w:pPr>
+      <w:r>
+        <w:rPr>
+          <w:rFonts w:ascii="Source Sans Pro" w:eastAsia="Source Sans Pro" w:hAnsi="Source Sans Pro" w:cs="Source Sans Pro"/>
+          <w:color w:val="000000"/>
+          <w:sz w:val="19"/>
+          <w:szCs w:val="19"/>
+        </w:rPr>
+        <w:t>Built automated SOAR (security orchestration and automation)-style detection pipeline: Python script ingests Splunk alerts, runs IOC enrichment (threat intelligence) via VirusTotal API, and dispatches Telegram notifications with severity classification — reducing mean time to triage by automating repetitive L1 tasks.</w:t>
       </w:r>
     </w:p>
     <w:p>
@@ -615,21 +615,21 @@
           <w:ilvl w:val="0"/>
           <w:numId w:val="2"/>
         </w:numPr>
-        <w:spacing w:before="13" w:after="33"/>
-      </w:pPr>
-      <w:r>
-        <w:rPr>
-          <w:rFonts w:ascii="Source Sans Pro" w:eastAsia="Source Sans Pro" w:hAnsi="Source Sans Pro" w:cs="Source Sans Pro"/>
-          <w:color w:val="000000"/>
-          <w:sz w:val="19"/>
-          <w:szCs w:val="19"/>
-        </w:rPr>
-        <w:t>Converted detection logic to Sigma rules; analyzed TCP/IP traffic in Wireshark for SYN scans, DNS tunnelling, and plaintext credential exposure.</w:t>
-      </w:r>
-    </w:p>
-    <w:p>
-      <w:pPr>
-        <w:spacing w:before="20" w:after="20"/>
+        <w:spacing w:before="13" w:after="15"/>
+      </w:pPr>
+      <w:r>
+        <w:rPr>
+          <w:rFonts w:ascii="Source Sans Pro" w:eastAsia="Source Sans Pro" w:hAnsi="Source Sans Pro" w:cs="Source Sans Pro"/>
+          <w:color w:val="000000"/>
+          <w:sz w:val="19"/>
+          <w:szCs w:val="19"/>
+        </w:rPr>
+        <w:t>Converted detection logic to Sigma rules (detection-as-code) (vendor-neutral format used by enterprise SOCs); performed TCP/IP analysis in Wireshark to detect SYN scans, DNS tunnelling, and plaintext credential exposure on unencrypted sessions.</w:t>
+      </w:r>
+    </w:p>
+    <w:p>
+      <w:pPr>
+        <w:spacing w:before="2" w:after="2"/>
       </w:pPr>
     </w:p>
     <w:p>
@@ -685,16 +685,16 @@
           <w:ilvl w:val="0"/>
           <w:numId w:val="2"/>
         </w:numPr>
-        <w:spacing w:before="13" w:after="33"/>
-      </w:pPr>
-      <w:r>
-        <w:rPr>
-          <w:rFonts w:ascii="Source Sans Pro" w:eastAsia="Source Sans Pro" w:hAnsi="Source Sans Pro" w:cs="Source Sans Pro"/>
-          <w:color w:val="000000"/>
-          <w:sz w:val="19"/>
-          <w:szCs w:val="19"/>
-        </w:rPr>
-        <w:t>Developed automated vulnerability assessment pipeline integrating Nessus and OpenVAS REST APIs in Python, generating CVE reports with CVSS severity classification and EPSS scoring from FIRST.org API.</w:t>
+        <w:spacing w:before="13" w:after="15"/>
+      </w:pPr>
+      <w:r>
+        <w:rPr>
+          <w:rFonts w:ascii="Source Sans Pro" w:eastAsia="Source Sans Pro" w:hAnsi="Source Sans Pro" w:cs="Source Sans Pro"/>
+          <w:color w:val="000000"/>
+          <w:sz w:val="19"/>
+          <w:szCs w:val="19"/>
+        </w:rPr>
+        <w:t>Built automated vulnerability assessment pipeline integrating Nessus and OpenVAS REST APIs in Python; generates CVE reports classified by CVSS severity (vulnerability prioritisation); implemented EPSS scoring (exploit probability scoring) from FIRST.org API to prioritise by actual exploit probability — a metric rarely used by freshers.</w:t>
       </w:r>
     </w:p>
     <w:p>
@@ -704,16 +704,16 @@
           <w:ilvl w:val="0"/>
           <w:numId w:val="2"/>
         </w:numPr>
-        <w:spacing w:before="13" w:after="33"/>
-      </w:pPr>
-      <w:r>
-        <w:rPr>
-          <w:rFonts w:ascii="Source Sans Pro" w:eastAsia="Source Sans Pro" w:hAnsi="Source Sans Pro" w:cs="Source Sans Pro"/>
-          <w:color w:val="000000"/>
-          <w:sz w:val="19"/>
-          <w:szCs w:val="19"/>
-        </w:rPr>
-        <w:t>Developed OWASP Top 10 automated web checker detecting injection, auth, and SSRF vulnerabilities via crafted HTTP requests.</w:t>
+        <w:spacing w:before="13" w:after="15"/>
+      </w:pPr>
+      <w:r>
+        <w:rPr>
+          <w:rFonts w:ascii="Source Sans Pro" w:eastAsia="Source Sans Pro" w:hAnsi="Source Sans Pro" w:cs="Source Sans Pro"/>
+          <w:color w:val="000000"/>
+          <w:sz w:val="19"/>
+          <w:szCs w:val="19"/>
+        </w:rPr>
+        <w:t>Developed OWASP Top 10 (web application security) automated web checker that sends crafted HTTP requests to detect injection, broken auth, and SSRF vulnerabilities; documented SQL injection exploit and parameterised query remediation.</w:t>
       </w:r>
     </w:p>
     <w:p>
@@ -723,22 +723,22 @@
           <w:ilvl w:val="0"/>
           <w:numId w:val="2"/>
         </w:numPr>
-        <w:spacing w:before="13" w:after="33"/>
-      </w:pPr>
-      <w:r>
-        <w:rPr>
-          <w:rFonts w:ascii="Source Sans Pro" w:eastAsia="Source Sans Pro" w:hAnsi="Source Sans Pro" w:cs="Source Sans Pro"/>
-          <w:color w:val="000000"/>
-          <w:sz w:val="19"/>
-          <w:szCs w:val="19"/>
-        </w:rPr>
-        <w:t>Automated scan scheduling via Bash and cron, flagging new CVEs with remediation SLA deadlines (Critical=24hrs, High=7 days, Medium=30 days).</w:t>
+        <w:spacing w:before="13" w:after="15"/>
+      </w:pPr>
+      <w:r>
+        <w:rPr>
+          <w:rFonts w:ascii="Source Sans Pro" w:eastAsia="Source Sans Pro" w:hAnsi="Source Sans Pro" w:cs="Source Sans Pro"/>
+          <w:color w:val="000000"/>
+          <w:sz w:val="19"/>
+          <w:szCs w:val="19"/>
+        </w:rPr>
+        <w:t>Automated scan scheduling via Bash and cron; built delta-scan logic to flag newly discovered CVEs and calculate remediation SLA deadlines (Critical=24hrs, High=7 days, Medium=30 days) for patch compliance (remediation tracking) tracking.</w:t>
       </w:r>
     </w:p>
     <w:p>
       <w:pPr>
         <w:pStyle w:val="ListParagraph"/>
-        <w:spacing w:before="20" w:after="20"/>
+        <w:spacing w:before="2" w:after="2"/>
         <w:ind w:left="450"/>
       </w:pPr>
     </w:p>
@@ -747,7 +747,7 @@
         <w:pBdr>
           <w:bottom w:val="single" w:sz="6" w:space="1" w:color="000000"/>
         </w:pBdr>
-        <w:spacing w:before="116" w:after="0"/>
+        <w:spacing w:before="32" w:after="0"/>
       </w:pPr>
       <w:r>
         <w:rPr>
@@ -763,7 +763,7 @@
     </w:p>
     <w:p>
       <w:pPr>
-        <w:spacing w:before="48" w:after="48"/>
+        <w:spacing w:before="27" w:after="27"/>
       </w:pPr>
       <w:r>
         <w:rPr>
@@ -785,7 +785,7 @@
     </w:p>
     <w:p>
       <w:pPr>
-        <w:spacing w:before="48" w:after="48"/>
+        <w:spacing w:before="27" w:after="27"/>
       </w:pPr>
       <w:r>
         <w:rPr>
@@ -807,7 +807,7 @@
     </w:p>
     <w:p>
       <w:pPr>
-        <w:spacing w:before="48" w:after="48"/>
+        <w:spacing w:before="27" w:after="27"/>
       </w:pPr>
       <w:r>
         <w:rPr>
@@ -829,7 +829,7 @@
     </w:p>
     <w:p>
       <w:pPr>
-        <w:spacing w:before="48" w:after="48"/>
+        <w:spacing w:before="27" w:after="27"/>
       </w:pPr>
       <w:r>
         <w:rPr>
@@ -851,7 +851,7 @@
     </w:p>
     <w:p>
       <w:pPr>
-        <w:spacing w:before="48" w:after="48"/>
+        <w:spacing w:before="27" w:after="27"/>
       </w:pPr>
       <w:r>
         <w:rPr>
@@ -868,7 +868,7 @@
           <w:sz w:val="19"/>
           <w:szCs w:val="19"/>
         </w:rPr>
-        <w:t>Python, Bash (basic), regular expressions</w:t>
+        <w:t>Python, Bash (basic), regular expressions, cyber threat intelligence</w:t>
       </w:r>
     </w:p>
     <w:p>
@@ -876,7 +876,7 @@
         <w:pBdr>
           <w:bottom w:val="single" w:sz="6" w:space="1" w:color="000000"/>
         </w:pBdr>
-        <w:spacing w:before="20" w:after="20"/>
+        <w:spacing w:before="2" w:after="2"/>
         <w:rPr>
           <w:rFonts w:ascii="Source Sans Pro" w:eastAsia="Source Sans Pro" w:hAnsi="Source Sans Pro" w:cs="Source Sans Pro"/>
           <w:b/>
@@ -892,7 +892,7 @@
         <w:pBdr>
           <w:bottom w:val="single" w:sz="6" w:space="1" w:color="000000"/>
         </w:pBdr>
-        <w:spacing w:before="116" w:after="0"/>
+        <w:spacing w:before="32" w:after="0"/>
       </w:pPr>
       <w:r>
         <w:rPr>
@@ -913,7 +913,7 @@
           <w:ilvl w:val="0"/>
           <w:numId w:val="2"/>
         </w:numPr>
-        <w:spacing w:before="13" w:after="33"/>
+        <w:spacing w:before="13" w:after="15"/>
       </w:pPr>
       <w:r>
         <w:rPr>
@@ -932,7 +932,7 @@
           <w:ilvl w:val="0"/>
           <w:numId w:val="2"/>
         </w:numPr>
-        <w:spacing w:before="13" w:after="33"/>
+        <w:spacing w:before="13" w:after="15"/>
       </w:pPr>
       <w:r>
         <w:rPr>
